--- a/fiches-docx/F-08.docx
+++ b/fiches-docx/F-08.docx
@@ -16,6 +16,12 @@
           <w:tcPr>
             <w:tcW w:type="dxa" w:w="9972"/>
             <w:shd w:val="clear" w:color="auto" w:fill="c8e8bc"/>
+            <w:tcBorders>
+              <w:top w:val="single" w:sz="6" w:space="0" w:color="333333"/>
+              <w:left w:val="single" w:sz="6" w:space="0" w:color="333333"/>
+              <w:bottom w:val="single" w:sz="6" w:space="0" w:color="333333"/>
+              <w:right w:val="single" w:sz="6" w:space="0" w:color="333333"/>
+            </w:tcBorders>
           </w:tcPr>
           <w:p>
             <w:pPr>
@@ -25,10 +31,238 @@
             <w:r>
               <w:rPr>
                 <w:b/>
-                <w:color w:val="1A2B22"/>
-                <w:sz w:val="26"/>
+                <w:sz w:val="24"/>
               </w:rPr>
-              <w:t xml:space="preserve">  F-08 — بطاقة وصف نشاط النادي التربوي  </w:t>
+              <w:t>بطاقة نشاط النادي</w:t>
+            </w:r>
+          </w:p>
+        </w:tc>
+      </w:tr>
+    </w:tbl>
+    <w:p/>
+    <w:tbl>
+      <w:tblPr>
+        <w:tblW w:type="auto" w:w="0"/>
+        <w:jc w:val="center"/>
+        <w:tblLook w:firstColumn="1" w:firstRow="1" w:lastColumn="0" w:lastRow="0" w:noHBand="0" w:noVBand="1" w:val="04A0"/>
+      </w:tblPr>
+      <w:tblGrid>
+        <w:gridCol w:w="2493"/>
+        <w:gridCol w:w="2493"/>
+        <w:gridCol w:w="2493"/>
+        <w:gridCol w:w="2493"/>
+      </w:tblGrid>
+      <w:tr>
+        <w:tc>
+          <w:tcPr>
+            <w:tcW w:type="dxa" w:w="2493"/>
+            <w:tcBorders>
+              <w:top w:val="none" w:sz="0" w:space="0" w:color="auto"/>
+              <w:left w:val="none" w:sz="0" w:space="0" w:color="auto"/>
+              <w:bottom w:val="none" w:sz="0" w:space="0" w:color="auto"/>
+              <w:right w:val="none" w:sz="0" w:space="0" w:color="auto"/>
+            </w:tcBorders>
+          </w:tcPr>
+          <w:p>
+            <w:pPr>
+              <w:bidi/>
+            </w:pPr>
+            <w:r>
+              <w:rPr>
+                <w:b/>
+                <w:sz w:val="19"/>
+              </w:rPr>
+              <w:t>الأكاديميـة :</w:t>
+            </w:r>
+          </w:p>
+        </w:tc>
+        <w:tc>
+          <w:tcPr>
+            <w:tcW w:type="dxa" w:w="2493"/>
+            <w:tcBorders>
+              <w:top w:val="none" w:sz="0" w:space="0" w:color="auto"/>
+              <w:left w:val="none" w:sz="0" w:space="0" w:color="auto"/>
+              <w:bottom w:val="none" w:sz="0" w:space="0" w:color="auto"/>
+              <w:right w:val="none" w:sz="0" w:space="0" w:color="auto"/>
+            </w:tcBorders>
+          </w:tcPr>
+          <w:p>
+            <w:pPr>
+              <w:bidi/>
+            </w:pPr>
+            <w:r>
+              <w:rPr>
+                <w:color w:val="555555"/>
+                <w:sz w:val="18"/>
+              </w:rPr>
+              <w:t>. . . . . . . . . . . . . . . . . . . . .</w:t>
+            </w:r>
+          </w:p>
+        </w:tc>
+        <w:tc>
+          <w:tcPr>
+            <w:tcW w:type="dxa" w:w="2493"/>
+            <w:tcBorders>
+              <w:top w:val="none" w:sz="0" w:space="0" w:color="auto"/>
+              <w:left w:val="none" w:sz="0" w:space="0" w:color="auto"/>
+              <w:bottom w:val="none" w:sz="0" w:space="0" w:color="auto"/>
+              <w:right w:val="none" w:sz="0" w:space="0" w:color="auto"/>
+            </w:tcBorders>
+          </w:tcPr>
+          <w:p>
+            <w:pPr>
+              <w:bidi/>
+            </w:pPr>
+            <w:r>
+              <w:rPr>
+                <w:b/>
+                <w:sz w:val="19"/>
+              </w:rPr>
+              <w:t>المديرية الإقليمية :</w:t>
+            </w:r>
+          </w:p>
+        </w:tc>
+        <w:tc>
+          <w:tcPr>
+            <w:tcW w:type="dxa" w:w="2493"/>
+            <w:tcBorders>
+              <w:top w:val="none" w:sz="0" w:space="0" w:color="auto"/>
+              <w:left w:val="none" w:sz="0" w:space="0" w:color="auto"/>
+              <w:bottom w:val="none" w:sz="0" w:space="0" w:color="auto"/>
+              <w:right w:val="none" w:sz="0" w:space="0" w:color="auto"/>
+            </w:tcBorders>
+          </w:tcPr>
+          <w:p>
+            <w:pPr>
+              <w:bidi/>
+            </w:pPr>
+            <w:r>
+              <w:rPr>
+                <w:color w:val="555555"/>
+                <w:sz w:val="18"/>
+              </w:rPr>
+              <w:t>. . . . . . . . . . . . . . . . . . . . .</w:t>
+            </w:r>
+          </w:p>
+        </w:tc>
+      </w:tr>
+      <w:tr>
+        <w:tc>
+          <w:tcPr>
+            <w:tcW w:type="dxa" w:w="2493"/>
+            <w:tcBorders>
+              <w:top w:val="none" w:sz="0" w:space="0" w:color="auto"/>
+              <w:left w:val="none" w:sz="0" w:space="0" w:color="auto"/>
+              <w:bottom w:val="none" w:sz="0" w:space="0" w:color="auto"/>
+              <w:right w:val="none" w:sz="0" w:space="0" w:color="auto"/>
+            </w:tcBorders>
+          </w:tcPr>
+          <w:p>
+            <w:pPr>
+              <w:bidi/>
+            </w:pPr>
+            <w:r>
+              <w:rPr>
+                <w:b/>
+                <w:sz w:val="19"/>
+              </w:rPr>
+              <w:t>المؤسسـة :</w:t>
+            </w:r>
+          </w:p>
+        </w:tc>
+        <w:tc>
+          <w:tcPr>
+            <w:tcW w:type="dxa" w:w="2493"/>
+            <w:tcBorders>
+              <w:top w:val="none" w:sz="0" w:space="0" w:color="auto"/>
+              <w:left w:val="none" w:sz="0" w:space="0" w:color="auto"/>
+              <w:bottom w:val="none" w:sz="0" w:space="0" w:color="auto"/>
+              <w:right w:val="none" w:sz="0" w:space="0" w:color="auto"/>
+            </w:tcBorders>
+          </w:tcPr>
+          <w:p>
+            <w:pPr>
+              <w:bidi/>
+            </w:pPr>
+            <w:r>
+              <w:rPr>
+                <w:color w:val="555555"/>
+                <w:sz w:val="18"/>
+              </w:rPr>
+              <w:t>. . . . . . . . . . . . . . . . . . . . .</w:t>
+            </w:r>
+          </w:p>
+        </w:tc>
+        <w:tc>
+          <w:tcPr>
+            <w:tcW w:type="dxa" w:w="2493"/>
+            <w:tcBorders>
+              <w:top w:val="none" w:sz="0" w:space="0" w:color="auto"/>
+              <w:left w:val="none" w:sz="0" w:space="0" w:color="auto"/>
+              <w:bottom w:val="none" w:sz="0" w:space="0" w:color="auto"/>
+              <w:right w:val="none" w:sz="0" w:space="0" w:color="auto"/>
+            </w:tcBorders>
+          </w:tcPr>
+          <w:p>
+            <w:pPr>
+              <w:bidi/>
+            </w:pPr>
+            <w:r>
+              <w:rPr>
+                <w:b/>
+                <w:sz w:val="19"/>
+              </w:rPr>
+              <w:t>النـادي :</w:t>
+            </w:r>
+          </w:p>
+        </w:tc>
+        <w:tc>
+          <w:tcPr>
+            <w:tcW w:type="dxa" w:w="2493"/>
+            <w:tcBorders>
+              <w:top w:val="none" w:sz="0" w:space="0" w:color="auto"/>
+              <w:left w:val="none" w:sz="0" w:space="0" w:color="auto"/>
+              <w:bottom w:val="none" w:sz="0" w:space="0" w:color="auto"/>
+              <w:right w:val="none" w:sz="0" w:space="0" w:color="auto"/>
+            </w:tcBorders>
+          </w:tcPr>
+          <w:p>
+            <w:pPr>
+              <w:bidi/>
+            </w:pPr>
+            <w:r>
+              <w:rPr>
+                <w:color w:val="555555"/>
+                <w:sz w:val="18"/>
+              </w:rPr>
+              <w:t>. . . . . . . . . . . . . . . . . . . . .</w:t>
+            </w:r>
+          </w:p>
+        </w:tc>
+      </w:tr>
+      <w:tr>
+        <w:tc>
+          <w:tcPr>
+            <w:tcW w:type="dxa" w:w="9972"/>
+            <w:gridSpan w:val="4"/>
+            <w:tcBorders>
+              <w:top w:val="none" w:sz="0" w:space="0" w:color="auto"/>
+              <w:left w:val="none" w:sz="0" w:space="0" w:color="auto"/>
+              <w:bottom w:val="none" w:sz="0" w:space="0" w:color="auto"/>
+              <w:right w:val="none" w:sz="0" w:space="0" w:color="auto"/>
+            </w:tcBorders>
+          </w:tcPr>
+          <w:p>
+            <w:pPr>
+              <w:jc w:val="center"/>
+              <w:bidi/>
+            </w:pPr>
+            <w:r>
+              <w:rPr>
+                <w:b/>
+                <w:sz w:val="20"/>
+              </w:rPr>
+              <w:t>الموسم الدراسي :  . . . . . . . .  /  . . . . . . . .</w:t>
             </w:r>
           </w:p>
         </w:tc>
@@ -42,12 +276,12 @@
       <w:r>
         <w:rPr>
           <w:b/>
-          <w:sz w:val="22"/>
+          <w:sz w:val="20"/>
         </w:rPr>
-        <w:t xml:space="preserve">اسم النادي: </w:t>
+        <w:t xml:space="preserve">* رقم النشاط :  </w:t>
       </w:r>
       <w:r>
-        <w:t>__________________________________________________</w:t>
+        <w:t>. . . . . . . . . . . . . . . . . . . . . . .</w:t>
       </w:r>
     </w:p>
     <w:p>
@@ -57,12 +291,12 @@
       <w:r>
         <w:rPr>
           <w:b/>
-          <w:sz w:val="22"/>
+          <w:sz w:val="20"/>
         </w:rPr>
-        <w:t xml:space="preserve">عنوان النشاط: </w:t>
+        <w:t xml:space="preserve">* موضوعه :  </w:t>
       </w:r>
       <w:r>
-        <w:t>__________________________________________________</w:t>
+        <w:t>. . . . . . . . . . . . . . . . . . . . . . .</w:t>
       </w:r>
     </w:p>
     <w:p>
@@ -72,12 +306,36 @@
       <w:r>
         <w:rPr>
           <w:b/>
-          <w:sz w:val="22"/>
+          <w:sz w:val="20"/>
         </w:rPr>
-        <w:t xml:space="preserve">التاريخ: </w:t>
+        <w:t xml:space="preserve">* أهدافه :  </w:t>
       </w:r>
       <w:r>
-        <w:t>__________________________________________________</w:t>
+        <w:t>. . . . . . . . . . . . . . . . . . . . . . .</w:t>
+      </w:r>
+    </w:p>
+    <w:p>
+      <w:pPr>
+        <w:bidi/>
+      </w:pPr>
+      <w:r>
+        <w:rPr>
+          <w:color w:val="555555"/>
+          <w:sz w:val="18"/>
+        </w:rPr>
+        <w:t>. . . . . . . . . . . . . . . . . . . . . . . . . . . . . . . . . . . . . . . . . . . . . . .</w:t>
+      </w:r>
+    </w:p>
+    <w:p>
+      <w:pPr>
+        <w:bidi/>
+      </w:pPr>
+      <w:r>
+        <w:rPr>
+          <w:color w:val="555555"/>
+          <w:sz w:val="18"/>
+        </w:rPr>
+        <w:t>. . . . . . . . . . . . . . . . . . . . . . . . . . . . . . . . . . . . . . . . . . . . . . .</w:t>
       </w:r>
     </w:p>
     <w:p>
@@ -87,114 +345,15 @@
       <w:r>
         <w:rPr>
           <w:b/>
-          <w:sz w:val="22"/>
+          <w:sz w:val="20"/>
         </w:rPr>
-        <w:t xml:space="preserve">المدة: </w:t>
+        <w:t xml:space="preserve">* الفئات المستفيدة :  </w:t>
       </w:r>
       <w:r>
-        <w:t>__________________________________________________</w:t>
-      </w:r>
-    </w:p>
-    <w:p>
-      <w:pPr>
-        <w:bidi/>
-      </w:pPr>
-      <w:r>
-        <w:rPr>
-          <w:b/>
-          <w:sz w:val="22"/>
-        </w:rPr>
-        <w:t xml:space="preserve">المكان: </w:t>
-      </w:r>
-      <w:r>
-        <w:t>__________________________________________________</w:t>
-      </w:r>
-    </w:p>
-    <w:p>
-      <w:pPr>
-        <w:bidi/>
-      </w:pPr>
-      <w:r>
-        <w:rPr>
-          <w:b/>
-          <w:sz w:val="22"/>
-        </w:rPr>
-        <w:t xml:space="preserve">المسؤول عن التنسيق: </w:t>
-      </w:r>
-      <w:r>
-        <w:t>__________________________________________________</w:t>
+        <w:t>. . . . . . . . . . . . . . . . . . . . . . .</w:t>
       </w:r>
     </w:p>
     <w:p/>
-    <w:p>
-      <w:pPr>
-        <w:bidi/>
-      </w:pPr>
-      <w:r>
-        <w:rPr>
-          <w:b/>
-          <w:color w:val="2D6A4F"/>
-          <w:sz w:val="22"/>
-        </w:rPr>
-        <w:t>◆  الأهداف التعلمية للنشاط</w:t>
-      </w:r>
-    </w:p>
-    <w:p>
-      <w:pPr>
-        <w:bidi/>
-      </w:pPr>
-      <w:r>
-        <w:rPr>
-          <w:b/>
-        </w:rPr>
-        <w:t xml:space="preserve">: </w:t>
-      </w:r>
-      <w:r>
-        <w:t xml:space="preserve">· · · · · · · · · · · · · · · · · · · · · · · · · · · · · · · · · · · </w:t>
-      </w:r>
-    </w:p>
-    <w:p>
-      <w:pPr>
-        <w:bidi/>
-      </w:pPr>
-      <w:r>
-        <w:rPr>
-          <w:b/>
-        </w:rPr>
-        <w:t xml:space="preserve">: </w:t>
-      </w:r>
-      <w:r>
-        <w:t xml:space="preserve">· · · · · · · · · · · · · · · · · · · · · · · · · · · · · · · · · · · </w:t>
-      </w:r>
-    </w:p>
-    <w:p>
-      <w:pPr>
-        <w:bidi/>
-      </w:pPr>
-      <w:r>
-        <w:rPr>
-          <w:b/>
-        </w:rPr>
-        <w:t xml:space="preserve">: </w:t>
-      </w:r>
-      <w:r>
-        <w:t xml:space="preserve">· · · · · · · · · · · · · · · · · · · · · · · · · · · · · · · · · · · </w:t>
-      </w:r>
-    </w:p>
-    <w:p/>
-    <w:p>
-      <w:pPr>
-        <w:bidi/>
-      </w:pPr>
-      <w:r>
-        <w:rPr>
-          <w:b/>
-          <w:color w:val="2D6A4F"/>
-          <w:sz w:val="22"/>
-        </w:rPr>
-        <w:t>◆  برنامج سير النشاط</w:t>
-      </w:r>
-    </w:p>
     <w:tbl>
       <w:tblPr>
         <w:tblStyle w:val="TableGrid"/>
@@ -215,6 +374,576 @@
           <w:tcPr>
             <w:tcW w:type="dxa" w:w="1662"/>
             <w:shd w:val="clear" w:color="auto" w:fill="e8e8e8"/>
+            <w:tcBorders>
+              <w:top w:val="single" w:sz="4" w:space="0" w:color="555555"/>
+              <w:left w:val="single" w:sz="4" w:space="0" w:color="555555"/>
+              <w:bottom w:val="single" w:sz="4" w:space="0" w:color="555555"/>
+              <w:right w:val="single" w:sz="4" w:space="0" w:color="555555"/>
+            </w:tcBorders>
+          </w:tcPr>
+          <w:p>
+            <w:pPr>
+              <w:jc w:val="center"/>
+              <w:bidi/>
+            </w:pPr>
+            <w:r>
+              <w:rPr>
+                <w:b/>
+                <w:sz w:val="18"/>
+              </w:rPr>
+              <w:t>العمليات المبرمجة</w:t>
+            </w:r>
+          </w:p>
+        </w:tc>
+        <w:tc>
+          <w:tcPr>
+            <w:tcW w:type="dxa" w:w="1662"/>
+            <w:shd w:val="clear" w:color="auto" w:fill="e8e8e8"/>
+            <w:tcBorders>
+              <w:top w:val="single" w:sz="4" w:space="0" w:color="555555"/>
+              <w:left w:val="single" w:sz="4" w:space="0" w:color="555555"/>
+              <w:bottom w:val="single" w:sz="4" w:space="0" w:color="555555"/>
+              <w:right w:val="single" w:sz="4" w:space="0" w:color="555555"/>
+            </w:tcBorders>
+          </w:tcPr>
+          <w:p>
+            <w:pPr>
+              <w:jc w:val="center"/>
+              <w:bidi/>
+            </w:pPr>
+            <w:r>
+              <w:rPr>
+                <w:b/>
+                <w:sz w:val="18"/>
+              </w:rPr>
+              <w:t>فترات الإنجاز</w:t>
+            </w:r>
+          </w:p>
+        </w:tc>
+        <w:tc>
+          <w:tcPr>
+            <w:tcW w:type="dxa" w:w="1662"/>
+            <w:shd w:val="clear" w:color="auto" w:fill="e8e8e8"/>
+            <w:tcBorders>
+              <w:top w:val="single" w:sz="4" w:space="0" w:color="555555"/>
+              <w:left w:val="single" w:sz="4" w:space="0" w:color="555555"/>
+              <w:bottom w:val="single" w:sz="4" w:space="0" w:color="555555"/>
+              <w:right w:val="single" w:sz="4" w:space="0" w:color="555555"/>
+            </w:tcBorders>
+          </w:tcPr>
+          <w:p>
+            <w:pPr>
+              <w:jc w:val="center"/>
+              <w:bidi/>
+            </w:pPr>
+            <w:r>
+              <w:rPr>
+                <w:b/>
+                <w:sz w:val="18"/>
+              </w:rPr>
+              <w:t>الوسائل المعينة</w:t>
+            </w:r>
+          </w:p>
+        </w:tc>
+        <w:tc>
+          <w:tcPr>
+            <w:tcW w:type="dxa" w:w="1662"/>
+            <w:shd w:val="clear" w:color="auto" w:fill="e8e8e8"/>
+            <w:tcBorders>
+              <w:top w:val="single" w:sz="4" w:space="0" w:color="555555"/>
+              <w:left w:val="single" w:sz="4" w:space="0" w:color="555555"/>
+              <w:bottom w:val="single" w:sz="4" w:space="0" w:color="555555"/>
+              <w:right w:val="single" w:sz="4" w:space="0" w:color="555555"/>
+            </w:tcBorders>
+          </w:tcPr>
+          <w:p>
+            <w:pPr>
+              <w:jc w:val="center"/>
+              <w:bidi/>
+            </w:pPr>
+            <w:r>
+              <w:rPr>
+                <w:b/>
+                <w:sz w:val="18"/>
+              </w:rPr>
+              <w:t>المسؤولون عن الإنجاز</w:t>
+            </w:r>
+          </w:p>
+        </w:tc>
+        <w:tc>
+          <w:tcPr>
+            <w:tcW w:type="dxa" w:w="1662"/>
+            <w:shd w:val="clear" w:color="auto" w:fill="e8e8e8"/>
+            <w:tcBorders>
+              <w:top w:val="single" w:sz="4" w:space="0" w:color="555555"/>
+              <w:left w:val="single" w:sz="4" w:space="0" w:color="555555"/>
+              <w:bottom w:val="single" w:sz="4" w:space="0" w:color="555555"/>
+              <w:right w:val="single" w:sz="4" w:space="0" w:color="555555"/>
+            </w:tcBorders>
+          </w:tcPr>
+          <w:p>
+            <w:pPr>
+              <w:jc w:val="center"/>
+              <w:bidi/>
+            </w:pPr>
+            <w:r>
+              <w:rPr>
+                <w:b/>
+                <w:sz w:val="18"/>
+              </w:rPr>
+              <w:t>المتدخلون</w:t>
+            </w:r>
+          </w:p>
+        </w:tc>
+        <w:tc>
+          <w:tcPr>
+            <w:tcW w:type="dxa" w:w="1662"/>
+            <w:shd w:val="clear" w:color="auto" w:fill="e8e8e8"/>
+            <w:tcBorders>
+              <w:top w:val="single" w:sz="4" w:space="0" w:color="555555"/>
+              <w:left w:val="single" w:sz="4" w:space="0" w:color="555555"/>
+              <w:bottom w:val="single" w:sz="4" w:space="0" w:color="555555"/>
+              <w:right w:val="single" w:sz="4" w:space="0" w:color="555555"/>
+            </w:tcBorders>
+          </w:tcPr>
+          <w:p>
+            <w:pPr>
+              <w:jc w:val="center"/>
+              <w:bidi/>
+            </w:pPr>
+            <w:r>
+              <w:rPr>
+                <w:b/>
+                <w:sz w:val="18"/>
+              </w:rPr>
+              <w:t>التمويل</w:t>
+            </w:r>
+          </w:p>
+        </w:tc>
+      </w:tr>
+      <w:tr>
+        <w:trPr>
+          <w:trHeight w:val="567"/>
+        </w:trPr>
+        <w:tc>
+          <w:tcPr>
+            <w:tcW w:type="dxa" w:w="1662"/>
+            <w:tcBorders>
+              <w:top w:val="single" w:sz="4" w:space="0" w:color="555555"/>
+              <w:left w:val="single" w:sz="4" w:space="0" w:color="555555"/>
+              <w:bottom w:val="single" w:sz="4" w:space="0" w:color="555555"/>
+              <w:right w:val="single" w:sz="4" w:space="0" w:color="555555"/>
+            </w:tcBorders>
+          </w:tcPr>
+          <w:p/>
+        </w:tc>
+        <w:tc>
+          <w:tcPr>
+            <w:tcW w:type="dxa" w:w="1662"/>
+            <w:tcBorders>
+              <w:top w:val="single" w:sz="4" w:space="0" w:color="555555"/>
+              <w:left w:val="single" w:sz="4" w:space="0" w:color="555555"/>
+              <w:bottom w:val="single" w:sz="4" w:space="0" w:color="555555"/>
+              <w:right w:val="single" w:sz="4" w:space="0" w:color="555555"/>
+            </w:tcBorders>
+          </w:tcPr>
+          <w:p/>
+        </w:tc>
+        <w:tc>
+          <w:tcPr>
+            <w:tcW w:type="dxa" w:w="1662"/>
+            <w:tcBorders>
+              <w:top w:val="single" w:sz="4" w:space="0" w:color="555555"/>
+              <w:left w:val="single" w:sz="4" w:space="0" w:color="555555"/>
+              <w:bottom w:val="single" w:sz="4" w:space="0" w:color="555555"/>
+              <w:right w:val="single" w:sz="4" w:space="0" w:color="555555"/>
+            </w:tcBorders>
+          </w:tcPr>
+          <w:p/>
+        </w:tc>
+        <w:tc>
+          <w:tcPr>
+            <w:tcW w:type="dxa" w:w="1662"/>
+            <w:tcBorders>
+              <w:top w:val="single" w:sz="4" w:space="0" w:color="555555"/>
+              <w:left w:val="single" w:sz="4" w:space="0" w:color="555555"/>
+              <w:bottom w:val="single" w:sz="4" w:space="0" w:color="555555"/>
+              <w:right w:val="single" w:sz="4" w:space="0" w:color="555555"/>
+            </w:tcBorders>
+          </w:tcPr>
+          <w:p/>
+        </w:tc>
+        <w:tc>
+          <w:tcPr>
+            <w:tcW w:type="dxa" w:w="1662"/>
+            <w:tcBorders>
+              <w:top w:val="single" w:sz="4" w:space="0" w:color="555555"/>
+              <w:left w:val="single" w:sz="4" w:space="0" w:color="555555"/>
+              <w:bottom w:val="single" w:sz="4" w:space="0" w:color="555555"/>
+              <w:right w:val="single" w:sz="4" w:space="0" w:color="555555"/>
+            </w:tcBorders>
+          </w:tcPr>
+          <w:p/>
+        </w:tc>
+        <w:tc>
+          <w:tcPr>
+            <w:tcW w:type="dxa" w:w="1662"/>
+            <w:tcBorders>
+              <w:top w:val="single" w:sz="4" w:space="0" w:color="555555"/>
+              <w:left w:val="single" w:sz="4" w:space="0" w:color="555555"/>
+              <w:bottom w:val="single" w:sz="4" w:space="0" w:color="555555"/>
+              <w:right w:val="single" w:sz="4" w:space="0" w:color="555555"/>
+            </w:tcBorders>
+          </w:tcPr>
+          <w:p/>
+        </w:tc>
+      </w:tr>
+      <w:tr>
+        <w:trPr>
+          <w:trHeight w:val="567"/>
+        </w:trPr>
+        <w:tc>
+          <w:tcPr>
+            <w:tcW w:type="dxa" w:w="1662"/>
+            <w:tcBorders>
+              <w:top w:val="single" w:sz="4" w:space="0" w:color="555555"/>
+              <w:left w:val="single" w:sz="4" w:space="0" w:color="555555"/>
+              <w:bottom w:val="single" w:sz="4" w:space="0" w:color="555555"/>
+              <w:right w:val="single" w:sz="4" w:space="0" w:color="555555"/>
+            </w:tcBorders>
+          </w:tcPr>
+          <w:p/>
+        </w:tc>
+        <w:tc>
+          <w:tcPr>
+            <w:tcW w:type="dxa" w:w="1662"/>
+            <w:tcBorders>
+              <w:top w:val="single" w:sz="4" w:space="0" w:color="555555"/>
+              <w:left w:val="single" w:sz="4" w:space="0" w:color="555555"/>
+              <w:bottom w:val="single" w:sz="4" w:space="0" w:color="555555"/>
+              <w:right w:val="single" w:sz="4" w:space="0" w:color="555555"/>
+            </w:tcBorders>
+          </w:tcPr>
+          <w:p/>
+        </w:tc>
+        <w:tc>
+          <w:tcPr>
+            <w:tcW w:type="dxa" w:w="1662"/>
+            <w:tcBorders>
+              <w:top w:val="single" w:sz="4" w:space="0" w:color="555555"/>
+              <w:left w:val="single" w:sz="4" w:space="0" w:color="555555"/>
+              <w:bottom w:val="single" w:sz="4" w:space="0" w:color="555555"/>
+              <w:right w:val="single" w:sz="4" w:space="0" w:color="555555"/>
+            </w:tcBorders>
+          </w:tcPr>
+          <w:p/>
+        </w:tc>
+        <w:tc>
+          <w:tcPr>
+            <w:tcW w:type="dxa" w:w="1662"/>
+            <w:tcBorders>
+              <w:top w:val="single" w:sz="4" w:space="0" w:color="555555"/>
+              <w:left w:val="single" w:sz="4" w:space="0" w:color="555555"/>
+              <w:bottom w:val="single" w:sz="4" w:space="0" w:color="555555"/>
+              <w:right w:val="single" w:sz="4" w:space="0" w:color="555555"/>
+            </w:tcBorders>
+          </w:tcPr>
+          <w:p/>
+        </w:tc>
+        <w:tc>
+          <w:tcPr>
+            <w:tcW w:type="dxa" w:w="1662"/>
+            <w:tcBorders>
+              <w:top w:val="single" w:sz="4" w:space="0" w:color="555555"/>
+              <w:left w:val="single" w:sz="4" w:space="0" w:color="555555"/>
+              <w:bottom w:val="single" w:sz="4" w:space="0" w:color="555555"/>
+              <w:right w:val="single" w:sz="4" w:space="0" w:color="555555"/>
+            </w:tcBorders>
+          </w:tcPr>
+          <w:p/>
+        </w:tc>
+        <w:tc>
+          <w:tcPr>
+            <w:tcW w:type="dxa" w:w="1662"/>
+            <w:tcBorders>
+              <w:top w:val="single" w:sz="4" w:space="0" w:color="555555"/>
+              <w:left w:val="single" w:sz="4" w:space="0" w:color="555555"/>
+              <w:bottom w:val="single" w:sz="4" w:space="0" w:color="555555"/>
+              <w:right w:val="single" w:sz="4" w:space="0" w:color="555555"/>
+            </w:tcBorders>
+          </w:tcPr>
+          <w:p/>
+        </w:tc>
+      </w:tr>
+      <w:tr>
+        <w:trPr>
+          <w:trHeight w:val="567"/>
+        </w:trPr>
+        <w:tc>
+          <w:tcPr>
+            <w:tcW w:type="dxa" w:w="1662"/>
+            <w:tcBorders>
+              <w:top w:val="single" w:sz="4" w:space="0" w:color="555555"/>
+              <w:left w:val="single" w:sz="4" w:space="0" w:color="555555"/>
+              <w:bottom w:val="single" w:sz="4" w:space="0" w:color="555555"/>
+              <w:right w:val="single" w:sz="4" w:space="0" w:color="555555"/>
+            </w:tcBorders>
+          </w:tcPr>
+          <w:p/>
+        </w:tc>
+        <w:tc>
+          <w:tcPr>
+            <w:tcW w:type="dxa" w:w="1662"/>
+            <w:tcBorders>
+              <w:top w:val="single" w:sz="4" w:space="0" w:color="555555"/>
+              <w:left w:val="single" w:sz="4" w:space="0" w:color="555555"/>
+              <w:bottom w:val="single" w:sz="4" w:space="0" w:color="555555"/>
+              <w:right w:val="single" w:sz="4" w:space="0" w:color="555555"/>
+            </w:tcBorders>
+          </w:tcPr>
+          <w:p/>
+        </w:tc>
+        <w:tc>
+          <w:tcPr>
+            <w:tcW w:type="dxa" w:w="1662"/>
+            <w:tcBorders>
+              <w:top w:val="single" w:sz="4" w:space="0" w:color="555555"/>
+              <w:left w:val="single" w:sz="4" w:space="0" w:color="555555"/>
+              <w:bottom w:val="single" w:sz="4" w:space="0" w:color="555555"/>
+              <w:right w:val="single" w:sz="4" w:space="0" w:color="555555"/>
+            </w:tcBorders>
+          </w:tcPr>
+          <w:p/>
+        </w:tc>
+        <w:tc>
+          <w:tcPr>
+            <w:tcW w:type="dxa" w:w="1662"/>
+            <w:tcBorders>
+              <w:top w:val="single" w:sz="4" w:space="0" w:color="555555"/>
+              <w:left w:val="single" w:sz="4" w:space="0" w:color="555555"/>
+              <w:bottom w:val="single" w:sz="4" w:space="0" w:color="555555"/>
+              <w:right w:val="single" w:sz="4" w:space="0" w:color="555555"/>
+            </w:tcBorders>
+          </w:tcPr>
+          <w:p/>
+        </w:tc>
+        <w:tc>
+          <w:tcPr>
+            <w:tcW w:type="dxa" w:w="1662"/>
+            <w:tcBorders>
+              <w:top w:val="single" w:sz="4" w:space="0" w:color="555555"/>
+              <w:left w:val="single" w:sz="4" w:space="0" w:color="555555"/>
+              <w:bottom w:val="single" w:sz="4" w:space="0" w:color="555555"/>
+              <w:right w:val="single" w:sz="4" w:space="0" w:color="555555"/>
+            </w:tcBorders>
+          </w:tcPr>
+          <w:p/>
+        </w:tc>
+        <w:tc>
+          <w:tcPr>
+            <w:tcW w:type="dxa" w:w="1662"/>
+            <w:tcBorders>
+              <w:top w:val="single" w:sz="4" w:space="0" w:color="555555"/>
+              <w:left w:val="single" w:sz="4" w:space="0" w:color="555555"/>
+              <w:bottom w:val="single" w:sz="4" w:space="0" w:color="555555"/>
+              <w:right w:val="single" w:sz="4" w:space="0" w:color="555555"/>
+            </w:tcBorders>
+          </w:tcPr>
+          <w:p/>
+        </w:tc>
+      </w:tr>
+      <w:tr>
+        <w:trPr>
+          <w:trHeight w:val="567"/>
+        </w:trPr>
+        <w:tc>
+          <w:tcPr>
+            <w:tcW w:type="dxa" w:w="1662"/>
+            <w:tcBorders>
+              <w:top w:val="single" w:sz="4" w:space="0" w:color="555555"/>
+              <w:left w:val="single" w:sz="4" w:space="0" w:color="555555"/>
+              <w:bottom w:val="single" w:sz="4" w:space="0" w:color="555555"/>
+              <w:right w:val="single" w:sz="4" w:space="0" w:color="555555"/>
+            </w:tcBorders>
+          </w:tcPr>
+          <w:p/>
+        </w:tc>
+        <w:tc>
+          <w:tcPr>
+            <w:tcW w:type="dxa" w:w="1662"/>
+            <w:tcBorders>
+              <w:top w:val="single" w:sz="4" w:space="0" w:color="555555"/>
+              <w:left w:val="single" w:sz="4" w:space="0" w:color="555555"/>
+              <w:bottom w:val="single" w:sz="4" w:space="0" w:color="555555"/>
+              <w:right w:val="single" w:sz="4" w:space="0" w:color="555555"/>
+            </w:tcBorders>
+          </w:tcPr>
+          <w:p/>
+        </w:tc>
+        <w:tc>
+          <w:tcPr>
+            <w:tcW w:type="dxa" w:w="1662"/>
+            <w:tcBorders>
+              <w:top w:val="single" w:sz="4" w:space="0" w:color="555555"/>
+              <w:left w:val="single" w:sz="4" w:space="0" w:color="555555"/>
+              <w:bottom w:val="single" w:sz="4" w:space="0" w:color="555555"/>
+              <w:right w:val="single" w:sz="4" w:space="0" w:color="555555"/>
+            </w:tcBorders>
+          </w:tcPr>
+          <w:p/>
+        </w:tc>
+        <w:tc>
+          <w:tcPr>
+            <w:tcW w:type="dxa" w:w="1662"/>
+            <w:tcBorders>
+              <w:top w:val="single" w:sz="4" w:space="0" w:color="555555"/>
+              <w:left w:val="single" w:sz="4" w:space="0" w:color="555555"/>
+              <w:bottom w:val="single" w:sz="4" w:space="0" w:color="555555"/>
+              <w:right w:val="single" w:sz="4" w:space="0" w:color="555555"/>
+            </w:tcBorders>
+          </w:tcPr>
+          <w:p/>
+        </w:tc>
+        <w:tc>
+          <w:tcPr>
+            <w:tcW w:type="dxa" w:w="1662"/>
+            <w:tcBorders>
+              <w:top w:val="single" w:sz="4" w:space="0" w:color="555555"/>
+              <w:left w:val="single" w:sz="4" w:space="0" w:color="555555"/>
+              <w:bottom w:val="single" w:sz="4" w:space="0" w:color="555555"/>
+              <w:right w:val="single" w:sz="4" w:space="0" w:color="555555"/>
+            </w:tcBorders>
+          </w:tcPr>
+          <w:p/>
+        </w:tc>
+        <w:tc>
+          <w:tcPr>
+            <w:tcW w:type="dxa" w:w="1662"/>
+            <w:tcBorders>
+              <w:top w:val="single" w:sz="4" w:space="0" w:color="555555"/>
+              <w:left w:val="single" w:sz="4" w:space="0" w:color="555555"/>
+              <w:bottom w:val="single" w:sz="4" w:space="0" w:color="555555"/>
+              <w:right w:val="single" w:sz="4" w:space="0" w:color="555555"/>
+            </w:tcBorders>
+          </w:tcPr>
+          <w:p/>
+        </w:tc>
+      </w:tr>
+      <w:tr>
+        <w:trPr>
+          <w:trHeight w:val="567"/>
+        </w:trPr>
+        <w:tc>
+          <w:tcPr>
+            <w:tcW w:type="dxa" w:w="1662"/>
+            <w:tcBorders>
+              <w:top w:val="single" w:sz="4" w:space="0" w:color="555555"/>
+              <w:left w:val="single" w:sz="4" w:space="0" w:color="555555"/>
+              <w:bottom w:val="single" w:sz="4" w:space="0" w:color="555555"/>
+              <w:right w:val="single" w:sz="4" w:space="0" w:color="555555"/>
+            </w:tcBorders>
+          </w:tcPr>
+          <w:p/>
+        </w:tc>
+        <w:tc>
+          <w:tcPr>
+            <w:tcW w:type="dxa" w:w="1662"/>
+            <w:tcBorders>
+              <w:top w:val="single" w:sz="4" w:space="0" w:color="555555"/>
+              <w:left w:val="single" w:sz="4" w:space="0" w:color="555555"/>
+              <w:bottom w:val="single" w:sz="4" w:space="0" w:color="555555"/>
+              <w:right w:val="single" w:sz="4" w:space="0" w:color="555555"/>
+            </w:tcBorders>
+          </w:tcPr>
+          <w:p/>
+        </w:tc>
+        <w:tc>
+          <w:tcPr>
+            <w:tcW w:type="dxa" w:w="1662"/>
+            <w:tcBorders>
+              <w:top w:val="single" w:sz="4" w:space="0" w:color="555555"/>
+              <w:left w:val="single" w:sz="4" w:space="0" w:color="555555"/>
+              <w:bottom w:val="single" w:sz="4" w:space="0" w:color="555555"/>
+              <w:right w:val="single" w:sz="4" w:space="0" w:color="555555"/>
+            </w:tcBorders>
+          </w:tcPr>
+          <w:p/>
+        </w:tc>
+        <w:tc>
+          <w:tcPr>
+            <w:tcW w:type="dxa" w:w="1662"/>
+            <w:tcBorders>
+              <w:top w:val="single" w:sz="4" w:space="0" w:color="555555"/>
+              <w:left w:val="single" w:sz="4" w:space="0" w:color="555555"/>
+              <w:bottom w:val="single" w:sz="4" w:space="0" w:color="555555"/>
+              <w:right w:val="single" w:sz="4" w:space="0" w:color="555555"/>
+            </w:tcBorders>
+          </w:tcPr>
+          <w:p/>
+        </w:tc>
+        <w:tc>
+          <w:tcPr>
+            <w:tcW w:type="dxa" w:w="1662"/>
+            <w:tcBorders>
+              <w:top w:val="single" w:sz="4" w:space="0" w:color="555555"/>
+              <w:left w:val="single" w:sz="4" w:space="0" w:color="555555"/>
+              <w:bottom w:val="single" w:sz="4" w:space="0" w:color="555555"/>
+              <w:right w:val="single" w:sz="4" w:space="0" w:color="555555"/>
+            </w:tcBorders>
+          </w:tcPr>
+          <w:p/>
+        </w:tc>
+        <w:tc>
+          <w:tcPr>
+            <w:tcW w:type="dxa" w:w="1662"/>
+            <w:tcBorders>
+              <w:top w:val="single" w:sz="4" w:space="0" w:color="555555"/>
+              <w:left w:val="single" w:sz="4" w:space="0" w:color="555555"/>
+              <w:bottom w:val="single" w:sz="4" w:space="0" w:color="555555"/>
+              <w:right w:val="single" w:sz="4" w:space="0" w:color="555555"/>
+            </w:tcBorders>
+          </w:tcPr>
+          <w:p/>
+        </w:tc>
+      </w:tr>
+    </w:tbl>
+    <w:p/>
+    <w:p>
+      <w:pPr>
+        <w:bidi/>
+        <w:jc w:val="center"/>
+      </w:pPr>
+      <w:r>
+        <w:rPr>
+          <w:b/>
+          <w:sz w:val="20"/>
+        </w:rPr>
+        <w:t>— الصفحة الثانية —</w:t>
+      </w:r>
+    </w:p>
+    <w:p/>
+    <w:tbl>
+      <w:tblPr>
+        <w:tblStyle w:val="TableGrid"/>
+        <w:tblW w:type="auto" w:w="0"/>
+        <w:jc w:val="center"/>
+        <w:tblLook w:firstColumn="1" w:firstRow="1" w:lastColumn="0" w:lastRow="0" w:noHBand="0" w:noVBand="1" w:val="04A0"/>
+      </w:tblPr>
+      <w:tblGrid>
+        <w:gridCol w:w="4986"/>
+        <w:gridCol w:w="4986"/>
+      </w:tblGrid>
+      <w:tr>
+        <w:tc>
+          <w:tcPr>
+            <w:tcW w:type="dxa" w:w="4986"/>
+            <w:shd w:val="clear" w:color="auto" w:fill="e8e8e8"/>
+            <w:tcBorders>
+              <w:top w:val="single" w:sz="4" w:space="0" w:color="555555"/>
+              <w:left w:val="single" w:sz="4" w:space="0" w:color="555555"/>
+              <w:bottom w:val="single" w:sz="4" w:space="0" w:color="555555"/>
+              <w:right w:val="single" w:sz="4" w:space="0" w:color="555555"/>
+            </w:tcBorders>
           </w:tcPr>
           <w:p>
             <w:pPr>
@@ -226,14 +955,20 @@
                 <w:b/>
                 <w:sz w:val="20"/>
               </w:rPr>
-              <w:t>التوقيت</w:t>
+              <w:t>النتائج المحققة</w:t>
             </w:r>
           </w:p>
         </w:tc>
         <w:tc>
           <w:tcPr>
-            <w:tcW w:type="dxa" w:w="1662"/>
+            <w:tcW w:type="dxa" w:w="4986"/>
             <w:shd w:val="clear" w:color="auto" w:fill="e8e8e8"/>
+            <w:tcBorders>
+              <w:top w:val="single" w:sz="4" w:space="0" w:color="555555"/>
+              <w:left w:val="single" w:sz="4" w:space="0" w:color="555555"/>
+              <w:bottom w:val="single" w:sz="4" w:space="0" w:color="555555"/>
+              <w:right w:val="single" w:sz="4" w:space="0" w:color="555555"/>
+            </w:tcBorders>
           </w:tcPr>
           <w:p>
             <w:pPr>
@@ -245,83 +980,7 @@
                 <w:b/>
                 <w:sz w:val="20"/>
               </w:rPr>
-              <w:t>المرحلة</w:t>
-            </w:r>
-          </w:p>
-        </w:tc>
-        <w:tc>
-          <w:tcPr>
-            <w:tcW w:type="dxa" w:w="1662"/>
-            <w:shd w:val="clear" w:color="auto" w:fill="e8e8e8"/>
-          </w:tcPr>
-          <w:p>
-            <w:pPr>
-              <w:jc w:val="center"/>
-              <w:bidi/>
-            </w:pPr>
-            <w:r>
-              <w:rPr>
-                <w:b/>
-                <w:sz w:val="20"/>
-              </w:rPr>
-              <w:t>المحتوى</w:t>
-            </w:r>
-          </w:p>
-        </w:tc>
-        <w:tc>
-          <w:tcPr>
-            <w:tcW w:type="dxa" w:w="1662"/>
-            <w:shd w:val="clear" w:color="auto" w:fill="e8e8e8"/>
-          </w:tcPr>
-          <w:p>
-            <w:pPr>
-              <w:jc w:val="center"/>
-              <w:bidi/>
-            </w:pPr>
-            <w:r>
-              <w:rPr>
-                <w:b/>
-                <w:sz w:val="20"/>
-              </w:rPr>
-              <w:t>الأدوات</w:t>
-            </w:r>
-          </w:p>
-        </w:tc>
-        <w:tc>
-          <w:tcPr>
-            <w:tcW w:type="dxa" w:w="1662"/>
-            <w:shd w:val="clear" w:color="auto" w:fill="e8e8e8"/>
-          </w:tcPr>
-          <w:p>
-            <w:pPr>
-              <w:jc w:val="center"/>
-              <w:bidi/>
-            </w:pPr>
-            <w:r>
-              <w:rPr>
-                <w:b/>
-                <w:sz w:val="20"/>
-              </w:rPr>
-              <w:t>المسؤول</w:t>
-            </w:r>
-          </w:p>
-        </w:tc>
-        <w:tc>
-          <w:tcPr>
-            <w:tcW w:type="dxa" w:w="1662"/>
-            <w:shd w:val="clear" w:color="auto" w:fill="e8e8e8"/>
-          </w:tcPr>
-          <w:p>
-            <w:pPr>
-              <w:jc w:val="center"/>
-              <w:bidi/>
-            </w:pPr>
-            <w:r>
-              <w:rPr>
-                <w:b/>
-                <w:sz w:val="20"/>
-              </w:rPr>
-              <w:t>الملاحظات</w:t>
+              <w:t>تقويم النشاط</w:t>
             </w:r>
           </w:p>
         </w:tc>
@@ -329,691 +988,246 @@
       <w:tr>
         <w:tc>
           <w:tcPr>
-            <w:tcW w:type="dxa" w:w="1662"/>
+            <w:tcW w:type="dxa" w:w="4986"/>
+            <w:tcBorders>
+              <w:top w:val="single" w:sz="4" w:space="0" w:color="555555"/>
+              <w:left w:val="single" w:sz="4" w:space="0" w:color="555555"/>
+              <w:bottom w:val="single" w:sz="4" w:space="0" w:color="555555"/>
+              <w:right w:val="single" w:sz="4" w:space="0" w:color="555555"/>
+            </w:tcBorders>
           </w:tcPr>
+          <w:p/>
           <w:p>
             <w:pPr>
-              <w:jc w:val="center"/>
-            </w:pPr>
-          </w:p>
-        </w:tc>
-        <w:tc>
-          <w:tcPr>
-            <w:tcW w:type="dxa" w:w="1662"/>
-          </w:tcPr>
-          <w:p>
-            <w:pPr>
-              <w:jc w:val="center"/>
-            </w:pPr>
-          </w:p>
-        </w:tc>
-        <w:tc>
-          <w:tcPr>
-            <w:tcW w:type="dxa" w:w="1662"/>
-          </w:tcPr>
-          <w:p>
-            <w:pPr>
-              <w:jc w:val="center"/>
-            </w:pPr>
-          </w:p>
-        </w:tc>
-        <w:tc>
-          <w:tcPr>
-            <w:tcW w:type="dxa" w:w="1662"/>
-          </w:tcPr>
-          <w:p>
-            <w:pPr>
-              <w:jc w:val="center"/>
-            </w:pPr>
-          </w:p>
-        </w:tc>
-        <w:tc>
-          <w:tcPr>
-            <w:tcW w:type="dxa" w:w="1662"/>
-          </w:tcPr>
-          <w:p>
-            <w:pPr>
-              <w:jc w:val="center"/>
-            </w:pPr>
-          </w:p>
-        </w:tc>
-        <w:tc>
-          <w:tcPr>
-            <w:tcW w:type="dxa" w:w="1662"/>
-          </w:tcPr>
-          <w:p>
-            <w:pPr>
-              <w:jc w:val="center"/>
-            </w:pPr>
-          </w:p>
-        </w:tc>
-      </w:tr>
-      <w:tr>
-        <w:tc>
-          <w:tcPr>
-            <w:tcW w:type="dxa" w:w="1662"/>
-          </w:tcPr>
-          <w:p>
-            <w:pPr>
-              <w:jc w:val="center"/>
-            </w:pPr>
-          </w:p>
-        </w:tc>
-        <w:tc>
-          <w:tcPr>
-            <w:tcW w:type="dxa" w:w="1662"/>
-          </w:tcPr>
-          <w:p>
-            <w:pPr>
-              <w:jc w:val="center"/>
-            </w:pPr>
-          </w:p>
-        </w:tc>
-        <w:tc>
-          <w:tcPr>
-            <w:tcW w:type="dxa" w:w="1662"/>
-          </w:tcPr>
-          <w:p>
-            <w:pPr>
-              <w:jc w:val="center"/>
-            </w:pPr>
-          </w:p>
-        </w:tc>
-        <w:tc>
-          <w:tcPr>
-            <w:tcW w:type="dxa" w:w="1662"/>
-          </w:tcPr>
-          <w:p>
-            <w:pPr>
-              <w:jc w:val="center"/>
-            </w:pPr>
-          </w:p>
-        </w:tc>
-        <w:tc>
-          <w:tcPr>
-            <w:tcW w:type="dxa" w:w="1662"/>
-          </w:tcPr>
-          <w:p>
-            <w:pPr>
-              <w:jc w:val="center"/>
-            </w:pPr>
-          </w:p>
-        </w:tc>
-        <w:tc>
-          <w:tcPr>
-            <w:tcW w:type="dxa" w:w="1662"/>
-          </w:tcPr>
-          <w:p>
-            <w:pPr>
-              <w:jc w:val="center"/>
-            </w:pPr>
-          </w:p>
-        </w:tc>
-      </w:tr>
-      <w:tr>
-        <w:tc>
-          <w:tcPr>
-            <w:tcW w:type="dxa" w:w="1662"/>
-          </w:tcPr>
-          <w:p>
-            <w:pPr>
-              <w:jc w:val="center"/>
-            </w:pPr>
-          </w:p>
-        </w:tc>
-        <w:tc>
-          <w:tcPr>
-            <w:tcW w:type="dxa" w:w="1662"/>
-          </w:tcPr>
-          <w:p>
-            <w:pPr>
-              <w:jc w:val="center"/>
-            </w:pPr>
-          </w:p>
-        </w:tc>
-        <w:tc>
-          <w:tcPr>
-            <w:tcW w:type="dxa" w:w="1662"/>
-          </w:tcPr>
-          <w:p>
-            <w:pPr>
-              <w:jc w:val="center"/>
-            </w:pPr>
-          </w:p>
-        </w:tc>
-        <w:tc>
-          <w:tcPr>
-            <w:tcW w:type="dxa" w:w="1662"/>
-          </w:tcPr>
-          <w:p>
-            <w:pPr>
-              <w:jc w:val="center"/>
-            </w:pPr>
-          </w:p>
-        </w:tc>
-        <w:tc>
-          <w:tcPr>
-            <w:tcW w:type="dxa" w:w="1662"/>
-          </w:tcPr>
-          <w:p>
-            <w:pPr>
-              <w:jc w:val="center"/>
-            </w:pPr>
-          </w:p>
-        </w:tc>
-        <w:tc>
-          <w:tcPr>
-            <w:tcW w:type="dxa" w:w="1662"/>
-          </w:tcPr>
-          <w:p>
-            <w:pPr>
-              <w:jc w:val="center"/>
-            </w:pPr>
-          </w:p>
-        </w:tc>
-      </w:tr>
-      <w:tr>
-        <w:tc>
-          <w:tcPr>
-            <w:tcW w:type="dxa" w:w="1662"/>
-          </w:tcPr>
-          <w:p>
-            <w:pPr>
-              <w:jc w:val="center"/>
-            </w:pPr>
-          </w:p>
-        </w:tc>
-        <w:tc>
-          <w:tcPr>
-            <w:tcW w:type="dxa" w:w="1662"/>
-          </w:tcPr>
-          <w:p>
-            <w:pPr>
-              <w:jc w:val="center"/>
-            </w:pPr>
-          </w:p>
-        </w:tc>
-        <w:tc>
-          <w:tcPr>
-            <w:tcW w:type="dxa" w:w="1662"/>
-          </w:tcPr>
-          <w:p>
-            <w:pPr>
-              <w:jc w:val="center"/>
-            </w:pPr>
-          </w:p>
-        </w:tc>
-        <w:tc>
-          <w:tcPr>
-            <w:tcW w:type="dxa" w:w="1662"/>
-          </w:tcPr>
-          <w:p>
-            <w:pPr>
-              <w:jc w:val="center"/>
-            </w:pPr>
-          </w:p>
-        </w:tc>
-        <w:tc>
-          <w:tcPr>
-            <w:tcW w:type="dxa" w:w="1662"/>
-          </w:tcPr>
-          <w:p>
-            <w:pPr>
-              <w:jc w:val="center"/>
-            </w:pPr>
-          </w:p>
-        </w:tc>
-        <w:tc>
-          <w:tcPr>
-            <w:tcW w:type="dxa" w:w="1662"/>
-          </w:tcPr>
-          <w:p>
-            <w:pPr>
-              <w:jc w:val="center"/>
-            </w:pPr>
-          </w:p>
-        </w:tc>
-      </w:tr>
-      <w:tr>
-        <w:tc>
-          <w:tcPr>
-            <w:tcW w:type="dxa" w:w="1662"/>
-          </w:tcPr>
-          <w:p>
-            <w:pPr>
-              <w:jc w:val="center"/>
-            </w:pPr>
-          </w:p>
-        </w:tc>
-        <w:tc>
-          <w:tcPr>
-            <w:tcW w:type="dxa" w:w="1662"/>
-          </w:tcPr>
-          <w:p>
-            <w:pPr>
-              <w:jc w:val="center"/>
-            </w:pPr>
-          </w:p>
-        </w:tc>
-        <w:tc>
-          <w:tcPr>
-            <w:tcW w:type="dxa" w:w="1662"/>
-          </w:tcPr>
-          <w:p>
-            <w:pPr>
-              <w:jc w:val="center"/>
-            </w:pPr>
-          </w:p>
-        </w:tc>
-        <w:tc>
-          <w:tcPr>
-            <w:tcW w:type="dxa" w:w="1662"/>
-          </w:tcPr>
-          <w:p>
-            <w:pPr>
-              <w:jc w:val="center"/>
-            </w:pPr>
-          </w:p>
-        </w:tc>
-        <w:tc>
-          <w:tcPr>
-            <w:tcW w:type="dxa" w:w="1662"/>
-          </w:tcPr>
-          <w:p>
-            <w:pPr>
-              <w:jc w:val="center"/>
-            </w:pPr>
-          </w:p>
-        </w:tc>
-        <w:tc>
-          <w:tcPr>
-            <w:tcW w:type="dxa" w:w="1662"/>
-          </w:tcPr>
-          <w:p>
-            <w:pPr>
-              <w:jc w:val="center"/>
-            </w:pPr>
-          </w:p>
-        </w:tc>
-      </w:tr>
-      <w:tr>
-        <w:tc>
-          <w:tcPr>
-            <w:tcW w:type="dxa" w:w="1662"/>
-          </w:tcPr>
-          <w:p>
-            <w:pPr>
-              <w:jc w:val="center"/>
-            </w:pPr>
-          </w:p>
-        </w:tc>
-        <w:tc>
-          <w:tcPr>
-            <w:tcW w:type="dxa" w:w="1662"/>
-          </w:tcPr>
-          <w:p>
-            <w:pPr>
-              <w:jc w:val="center"/>
-            </w:pPr>
-          </w:p>
-        </w:tc>
-        <w:tc>
-          <w:tcPr>
-            <w:tcW w:type="dxa" w:w="1662"/>
-          </w:tcPr>
-          <w:p>
-            <w:pPr>
-              <w:jc w:val="center"/>
-            </w:pPr>
-          </w:p>
-        </w:tc>
-        <w:tc>
-          <w:tcPr>
-            <w:tcW w:type="dxa" w:w="1662"/>
-          </w:tcPr>
-          <w:p>
-            <w:pPr>
-              <w:jc w:val="center"/>
-            </w:pPr>
-          </w:p>
-        </w:tc>
-        <w:tc>
-          <w:tcPr>
-            <w:tcW w:type="dxa" w:w="1662"/>
-          </w:tcPr>
-          <w:p>
-            <w:pPr>
-              <w:jc w:val="center"/>
-            </w:pPr>
-          </w:p>
-        </w:tc>
-        <w:tc>
-          <w:tcPr>
-            <w:tcW w:type="dxa" w:w="1662"/>
-          </w:tcPr>
-          <w:p>
-            <w:pPr>
-              <w:jc w:val="center"/>
-            </w:pPr>
-          </w:p>
-        </w:tc>
-      </w:tr>
-      <w:tr>
-        <w:tc>
-          <w:tcPr>
-            <w:tcW w:type="dxa" w:w="1662"/>
-          </w:tcPr>
-          <w:p>
-            <w:pPr>
-              <w:jc w:val="center"/>
-            </w:pPr>
-          </w:p>
-        </w:tc>
-        <w:tc>
-          <w:tcPr>
-            <w:tcW w:type="dxa" w:w="1662"/>
-          </w:tcPr>
-          <w:p>
-            <w:pPr>
-              <w:jc w:val="center"/>
-            </w:pPr>
-          </w:p>
-        </w:tc>
-        <w:tc>
-          <w:tcPr>
-            <w:tcW w:type="dxa" w:w="1662"/>
-          </w:tcPr>
-          <w:p>
-            <w:pPr>
-              <w:jc w:val="center"/>
-            </w:pPr>
-          </w:p>
-        </w:tc>
-        <w:tc>
-          <w:tcPr>
-            <w:tcW w:type="dxa" w:w="1662"/>
-          </w:tcPr>
-          <w:p>
-            <w:pPr>
-              <w:jc w:val="center"/>
-            </w:pPr>
-          </w:p>
-        </w:tc>
-        <w:tc>
-          <w:tcPr>
-            <w:tcW w:type="dxa" w:w="1662"/>
-          </w:tcPr>
-          <w:p>
-            <w:pPr>
-              <w:jc w:val="center"/>
-            </w:pPr>
-          </w:p>
-        </w:tc>
-        <w:tc>
-          <w:tcPr>
-            <w:tcW w:type="dxa" w:w="1662"/>
-          </w:tcPr>
-          <w:p>
-            <w:pPr>
-              <w:jc w:val="center"/>
-            </w:pPr>
-          </w:p>
-        </w:tc>
-      </w:tr>
-      <w:tr>
-        <w:tc>
-          <w:tcPr>
-            <w:tcW w:type="dxa" w:w="1662"/>
-          </w:tcPr>
-          <w:p>
-            <w:pPr>
-              <w:jc w:val="center"/>
-            </w:pPr>
-          </w:p>
-        </w:tc>
-        <w:tc>
-          <w:tcPr>
-            <w:tcW w:type="dxa" w:w="1662"/>
-          </w:tcPr>
-          <w:p>
-            <w:pPr>
-              <w:jc w:val="center"/>
-            </w:pPr>
-          </w:p>
-        </w:tc>
-        <w:tc>
-          <w:tcPr>
-            <w:tcW w:type="dxa" w:w="1662"/>
-          </w:tcPr>
-          <w:p>
-            <w:pPr>
-              <w:jc w:val="center"/>
-            </w:pPr>
-          </w:p>
-        </w:tc>
-        <w:tc>
-          <w:tcPr>
-            <w:tcW w:type="dxa" w:w="1662"/>
-          </w:tcPr>
-          <w:p>
-            <w:pPr>
-              <w:jc w:val="center"/>
-            </w:pPr>
-          </w:p>
-        </w:tc>
-        <w:tc>
-          <w:tcPr>
-            <w:tcW w:type="dxa" w:w="1662"/>
-          </w:tcPr>
-          <w:p>
-            <w:pPr>
-              <w:jc w:val="center"/>
-            </w:pPr>
-          </w:p>
-        </w:tc>
-        <w:tc>
-          <w:tcPr>
-            <w:tcW w:type="dxa" w:w="1662"/>
-          </w:tcPr>
-          <w:p>
-            <w:pPr>
-              <w:jc w:val="center"/>
-            </w:pPr>
-          </w:p>
-        </w:tc>
-      </w:tr>
-    </w:tbl>
-    <w:p/>
-    <w:p>
-      <w:pPr>
-        <w:bidi/>
-      </w:pPr>
-      <w:r>
-        <w:rPr>
-          <w:b/>
-          <w:color w:val="2D6A4F"/>
-          <w:sz w:val="22"/>
-        </w:rPr>
-        <w:t>◆  تقييم النشاط</w:t>
-      </w:r>
-    </w:p>
-    <w:tbl>
-      <w:tblPr>
-        <w:tblStyle w:val="TableGrid"/>
-        <w:tblW w:type="auto" w:w="0"/>
-        <w:jc w:val="center"/>
-        <w:tblLook w:firstColumn="1" w:firstRow="1" w:lastColumn="0" w:lastRow="0" w:noHBand="0" w:noVBand="1" w:val="04A0"/>
-      </w:tblPr>
-      <w:tblGrid>
-        <w:gridCol w:w="2493"/>
-        <w:gridCol w:w="2493"/>
-        <w:gridCol w:w="2493"/>
-        <w:gridCol w:w="2493"/>
-      </w:tblGrid>
-      <w:tr>
-        <w:tc>
-          <w:tcPr>
-            <w:tcW w:type="dxa" w:w="2493"/>
-            <w:shd w:val="clear" w:color="auto" w:fill="e8e8e8"/>
-          </w:tcPr>
-          <w:p>
-            <w:pPr>
-              <w:jc w:val="center"/>
               <w:bidi/>
             </w:pPr>
             <w:r>
               <w:rPr>
-                <w:b/>
-                <w:sz w:val="20"/>
+                <w:color w:val="555555"/>
+                <w:sz w:val="18"/>
               </w:rPr>
-              <w:t>عدد المشاركين</w:t>
+              <w:t>. . . . . . . . . . . . . . . . . . . . . . . .</w:t>
+            </w:r>
+          </w:p>
+          <w:p>
+            <w:pPr>
+              <w:bidi/>
+            </w:pPr>
+            <w:r>
+              <w:rPr>
+                <w:color w:val="555555"/>
+                <w:sz w:val="18"/>
+              </w:rPr>
+              <w:t>. . . . . . . . . . . . . . . . . . . . . . . .</w:t>
+            </w:r>
+          </w:p>
+          <w:p>
+            <w:pPr>
+              <w:bidi/>
+            </w:pPr>
+            <w:r>
+              <w:rPr>
+                <w:color w:val="555555"/>
+                <w:sz w:val="18"/>
+              </w:rPr>
+              <w:t>. . . . . . . . . . . . . . . . . . . . . . . .</w:t>
+            </w:r>
+          </w:p>
+          <w:p>
+            <w:pPr>
+              <w:bidi/>
+            </w:pPr>
+            <w:r>
+              <w:rPr>
+                <w:color w:val="555555"/>
+                <w:sz w:val="18"/>
+              </w:rPr>
+              <w:t>. . . . . . . . . . . . . . . . . . . . . . . .</w:t>
+            </w:r>
+          </w:p>
+          <w:p>
+            <w:pPr>
+              <w:bidi/>
+            </w:pPr>
+            <w:r>
+              <w:rPr>
+                <w:color w:val="555555"/>
+                <w:sz w:val="18"/>
+              </w:rPr>
+              <w:t>. . . . . . . . . . . . . . . . . . . . . . . .</w:t>
+            </w:r>
+          </w:p>
+          <w:p>
+            <w:pPr>
+              <w:bidi/>
+            </w:pPr>
+            <w:r>
+              <w:rPr>
+                <w:color w:val="555555"/>
+                <w:sz w:val="18"/>
+              </w:rPr>
+              <w:t>. . . . . . . . . . . . . . . . . . . . . . . .</w:t>
+            </w:r>
+          </w:p>
+          <w:p>
+            <w:pPr>
+              <w:bidi/>
+            </w:pPr>
+            <w:r>
+              <w:rPr>
+                <w:color w:val="555555"/>
+                <w:sz w:val="18"/>
+              </w:rPr>
+              <w:t>. . . . . . . . . . . . . . . . . . . . . . . .</w:t>
+            </w:r>
+          </w:p>
+          <w:p>
+            <w:pPr>
+              <w:bidi/>
+            </w:pPr>
+            <w:r>
+              <w:rPr>
+                <w:color w:val="555555"/>
+                <w:sz w:val="18"/>
+              </w:rPr>
+              <w:t>. . . . . . . . . . . . . . . . . . . . . . . .</w:t>
+            </w:r>
+          </w:p>
+          <w:p>
+            <w:pPr>
+              <w:bidi/>
+            </w:pPr>
+            <w:r>
+              <w:rPr>
+                <w:color w:val="555555"/>
+                <w:sz w:val="18"/>
+              </w:rPr>
+              <w:t>. . . . . . . . . . . . . . . . . . . . . . . .</w:t>
             </w:r>
           </w:p>
         </w:tc>
         <w:tc>
           <w:tcPr>
-            <w:tcW w:type="dxa" w:w="2493"/>
-            <w:shd w:val="clear" w:color="auto" w:fill="e8e8e8"/>
+            <w:tcW w:type="dxa" w:w="4986"/>
+            <w:tcBorders>
+              <w:top w:val="single" w:sz="4" w:space="0" w:color="555555"/>
+              <w:left w:val="single" w:sz="4" w:space="0" w:color="555555"/>
+              <w:bottom w:val="single" w:sz="4" w:space="0" w:color="555555"/>
+              <w:right w:val="single" w:sz="4" w:space="0" w:color="555555"/>
+            </w:tcBorders>
           </w:tcPr>
+          <w:p/>
           <w:p>
             <w:pPr>
-              <w:jc w:val="center"/>
               <w:bidi/>
             </w:pPr>
             <w:r>
               <w:rPr>
-                <w:b/>
-                <w:sz w:val="20"/>
+                <w:color w:val="555555"/>
+                <w:sz w:val="18"/>
               </w:rPr>
-              <w:t>نسبة الإنجاز</w:t>
+              <w:t>. . . . . . . . . . . . . . . . . . . . . . . .</w:t>
             </w:r>
           </w:p>
-        </w:tc>
-        <w:tc>
-          <w:tcPr>
-            <w:tcW w:type="dxa" w:w="2493"/>
-            <w:shd w:val="clear" w:color="auto" w:fill="e8e8e8"/>
-          </w:tcPr>
           <w:p>
             <w:pPr>
-              <w:jc w:val="center"/>
               <w:bidi/>
             </w:pPr>
             <w:r>
               <w:rPr>
-                <w:b/>
-                <w:sz w:val="20"/>
+                <w:color w:val="555555"/>
+                <w:sz w:val="18"/>
               </w:rPr>
-              <w:t>الصعوبات</w:t>
+              <w:t>. . . . . . . . . . . . . . . . . . . . . . . .</w:t>
             </w:r>
           </w:p>
-        </w:tc>
-        <w:tc>
-          <w:tcPr>
-            <w:tcW w:type="dxa" w:w="2493"/>
-            <w:shd w:val="clear" w:color="auto" w:fill="e8e8e8"/>
-          </w:tcPr>
           <w:p>
             <w:pPr>
-              <w:jc w:val="center"/>
               <w:bidi/>
             </w:pPr>
             <w:r>
               <w:rPr>
-                <w:b/>
-                <w:sz w:val="20"/>
+                <w:color w:val="555555"/>
+                <w:sz w:val="18"/>
               </w:rPr>
-              <w:t>المقترحات</w:t>
+              <w:t>. . . . . . . . . . . . . . . . . . . . . . . .</w:t>
+            </w:r>
+          </w:p>
+          <w:p>
+            <w:pPr>
+              <w:bidi/>
+            </w:pPr>
+            <w:r>
+              <w:rPr>
+                <w:color w:val="555555"/>
+                <w:sz w:val="18"/>
+              </w:rPr>
+              <w:t>. . . . . . . . . . . . . . . . . . . . . . . .</w:t>
+            </w:r>
+          </w:p>
+          <w:p>
+            <w:pPr>
+              <w:bidi/>
+            </w:pPr>
+            <w:r>
+              <w:rPr>
+                <w:color w:val="555555"/>
+                <w:sz w:val="18"/>
+              </w:rPr>
+              <w:t>. . . . . . . . . . . . . . . . . . . . . . . .</w:t>
+            </w:r>
+          </w:p>
+          <w:p>
+            <w:pPr>
+              <w:bidi/>
+            </w:pPr>
+            <w:r>
+              <w:rPr>
+                <w:color w:val="555555"/>
+                <w:sz w:val="18"/>
+              </w:rPr>
+              <w:t>. . . . . . . . . . . . . . . . . . . . . . . .</w:t>
+            </w:r>
+          </w:p>
+          <w:p>
+            <w:pPr>
+              <w:bidi/>
+            </w:pPr>
+            <w:r>
+              <w:rPr>
+                <w:color w:val="555555"/>
+                <w:sz w:val="18"/>
+              </w:rPr>
+              <w:t>. . . . . . . . . . . . . . . . . . . . . . . .</w:t>
+            </w:r>
+          </w:p>
+          <w:p>
+            <w:pPr>
+              <w:bidi/>
+            </w:pPr>
+            <w:r>
+              <w:rPr>
+                <w:color w:val="555555"/>
+                <w:sz w:val="18"/>
+              </w:rPr>
+              <w:t>. . . . . . . . . . . . . . . . . . . . . . . .</w:t>
+            </w:r>
+          </w:p>
+          <w:p>
+            <w:pPr>
+              <w:bidi/>
+            </w:pPr>
+            <w:r>
+              <w:rPr>
+                <w:color w:val="555555"/>
+                <w:sz w:val="18"/>
+              </w:rPr>
+              <w:t>. . . . . . . . . . . . . . . . . . . . . . . .</w:t>
             </w:r>
           </w:p>
         </w:tc>
       </w:tr>
-      <w:tr>
-        <w:tc>
-          <w:tcPr>
-            <w:tcW w:type="dxa" w:w="2493"/>
-          </w:tcPr>
-          <w:p>
-            <w:pPr>
-              <w:jc w:val="center"/>
-            </w:pPr>
-          </w:p>
-        </w:tc>
-        <w:tc>
-          <w:tcPr>
-            <w:tcW w:type="dxa" w:w="2493"/>
-          </w:tcPr>
-          <w:p>
-            <w:pPr>
-              <w:jc w:val="center"/>
-            </w:pPr>
-          </w:p>
-        </w:tc>
-        <w:tc>
-          <w:tcPr>
-            <w:tcW w:type="dxa" w:w="2493"/>
-          </w:tcPr>
-          <w:p>
-            <w:pPr>
-              <w:jc w:val="center"/>
-            </w:pPr>
-          </w:p>
-        </w:tc>
-        <w:tc>
-          <w:tcPr>
-            <w:tcW w:type="dxa" w:w="2493"/>
-          </w:tcPr>
-          <w:p>
-            <w:pPr>
-              <w:jc w:val="center"/>
-            </w:pPr>
-          </w:p>
-        </w:tc>
-      </w:tr>
-      <w:tr>
-        <w:tc>
-          <w:tcPr>
-            <w:tcW w:type="dxa" w:w="2493"/>
-          </w:tcPr>
-          <w:p>
-            <w:pPr>
-              <w:jc w:val="center"/>
-            </w:pPr>
-          </w:p>
-        </w:tc>
-        <w:tc>
-          <w:tcPr>
-            <w:tcW w:type="dxa" w:w="2493"/>
-          </w:tcPr>
-          <w:p>
-            <w:pPr>
-              <w:jc w:val="center"/>
-            </w:pPr>
-          </w:p>
-        </w:tc>
-        <w:tc>
-          <w:tcPr>
-            <w:tcW w:type="dxa" w:w="2493"/>
-          </w:tcPr>
-          <w:p>
-            <w:pPr>
-              <w:jc w:val="center"/>
-            </w:pPr>
-          </w:p>
-        </w:tc>
-        <w:tc>
-          <w:tcPr>
-            <w:tcW w:type="dxa" w:w="2493"/>
-          </w:tcPr>
-          <w:p>
-            <w:pPr>
-              <w:jc w:val="center"/>
-            </w:pPr>
-          </w:p>
-        </w:tc>
-      </w:tr>
     </w:tbl>
-    <w:p/>
     <w:sectPr>
       <w:pgSz w:w="12240" w:h="15840"/>
       <w:pgMar w:top="850" w:right="1134" w:bottom="850" w:left="1134" w:header="720" w:footer="720" w:gutter="0"/>
@@ -1389,7 +1603,7 @@
     <w:rsid w:val="00FC693F"/>
     <w:rPr>
       <w:rFonts w:ascii="Arial" w:hAnsi="Arial"/>
-      <w:sz w:val="22"/>
+      <w:sz w:val="20"/>
     </w:rPr>
   </w:style>
   <w:style w:type="paragraph" w:styleId="Header">
